--- a/data/cvs/cv_185_PSI_Associate__Data_Engineering_-_DISC_Proje.docx
+++ b/data/cvs/cv_185_PSI_Associate__Data_Engineering_-_DISC_Proje.docx
@@ -86,7 +86,7 @@
         <w:rPr>
           <w:sz w:val="20"/>
         </w:rPr>
-        <w:t>Full Stack Developer and AI Data Engineer with a focus on building robust data platforms and pipelines. I have experience in Python, JavaScript, and SQL development, with a strong background in data annotation, evaluation, and model integration. Currently, I'm working on live projects at Copy Cat Group, including SAP API integrations, system design documentation, and AI-powered tender scraping pipelines.</w:t>
+        <w:t>Full Stack Developer and AI Data Engineer with a focus on building robust data platforms and pipelines. I have experience in Python, JavaScript, and SQL development, working with PostgreSQL and MongoDB databases. My expertise lies in creating efficient data transformation processes, from data cleansing to automated model monitoring, with a keen eye for data quality and security. I'm currently building production-ready systems at Copy Cat Group, including an AI-powered tender scraping pipeline and an SAP API integration.</w:t>
       </w:r>
     </w:p>
     <w:p>
@@ -191,7 +191,7 @@
         <w:rPr>
           <w:sz w:val="20"/>
         </w:rPr>
-        <w:t>Gemini API, Groq API, Prompt Engineering, LLM Evaluation, Data Annotation, Dataset Structuring</w:t>
+        <w:t>Prompt Engineering, LLM Evaluation, Data Annotation, Dataset Structuring, Gemini API, Groq API</w:t>
       </w:r>
     </w:p>
     <w:p>
@@ -245,7 +245,7 @@
         <w:rPr>
           <w:sz w:val="20"/>
         </w:rPr>
-        <w:t>data engineering, data pipelines, cloud-based, open-source, data transformation, data cleansing, SOPs, user guides, feature pipelines, automated model monitoring, platform operations</w:t>
+        <w:t>data engineering, data pipelines, cloud-based, open-source, SOPs, user guides, feature pipelines, model integration</w:t>
       </w:r>
     </w:p>
     <w:p>
@@ -263,7 +263,7 @@
         <w:rPr>
           <w:sz w:val="20"/>
         </w:rPr>
-        <w:t>data analytics, data visualization, reporting tools, data quality management, data governance, data security, data privacy, production issue resolution, Agile, collaboration, commitment</w:t>
+        <w:t>data analytics, data visualization, reporting tools, data quality management, data governance, data security, data privacy, production issue resolution</w:t>
       </w:r>
     </w:p>
     <w:p>
@@ -325,7 +325,7 @@
         <w:rPr>
           <w:sz w:val="20"/>
         </w:rPr>
-        <w:t>Authoring technical documentation: BRDs and SDDs to define project scope and technical requirements.</w:t>
+        <w:t>Authoring technical documentation: BRD, SDD, and MVP Tracker for client-facing product initiatives.</w:t>
       </w:r>
     </w:p>
     <w:p>
@@ -337,7 +337,7 @@
         <w:rPr>
           <w:sz w:val="20"/>
         </w:rPr>
-        <w:t>Designing and prototyping an AI-powered tender scraping pipeline, automating tender opportunity discovery and processing.</w:t>
+        <w:t>Designing and prototyping an AI-powered tender scraping pipeline to automate tender discovery and processing.</w:t>
       </w:r>
     </w:p>
     <w:p>
